--- a/ark-447/RUN_LOG.docx
+++ b/ark-447/RUN_LOG.docx
@@ -886,13 +886,13 @@
         <w:t xml:space="preserve"> </w:t>
       </w:r>
       <w:r>
-        <w:t xml:space="preserve">- L_D_corrected = 0.0000 (≤0.02 ✓)</w:t>
-      </w:r>
-      <w:r>
-        <w:t xml:space="preserve"> </w:t>
-      </w:r>
-      <w:r>
-        <w:t xml:space="preserve">- Delta_B = 0.7824 (≥0.00 ✓)</w:t>
+        <w:t xml:space="preserve">- L_D_raw = 0.0013 (≤0.02 ✓, no SPAM subtraction)</w:t>
+      </w:r>
+      <w:r>
+        <w:t xml:space="preserve"> </w:t>
+      </w:r>
+      <w:r>
+        <w:t xml:space="preserve">- Delta_B = 0.7811 (≥0.00 ✓)</w:t>
       </w:r>
       <w:r>
         <w:t xml:space="preserve"> </w:t>
@@ -922,13 +922,13 @@
         <w:t xml:space="preserve"> </w:t>
       </w:r>
       <w:r>
-        <w:t xml:space="preserve">- L_D_corrected = 0.0000 (≤0.02 ✓)</w:t>
-      </w:r>
-      <w:r>
-        <w:t xml:space="preserve"> </w:t>
-      </w:r>
-      <w:r>
-        <w:t xml:space="preserve">- Delta_B = 0.7875 (≥0.00 ✓)</w:t>
+        <w:t xml:space="preserve">- L_D_raw = 0.0012 (≤0.02 ✓, no SPAM subtraction)</w:t>
+      </w:r>
+      <w:r>
+        <w:t xml:space="preserve"> </w:t>
+      </w:r>
+      <w:r>
+        <w:t xml:space="preserve">- Delta_B = 0.7863 (≥0.00 ✓)</w:t>
       </w:r>
       <w:r>
         <w:t xml:space="preserve"> </w:t>
@@ -952,7 +952,7 @@
         <w:t xml:space="preserve"> </w:t>
       </w:r>
       <w:r>
-        <w:t xml:space="preserve">PASS (strong) — Both pass; Pauli twirling shows improvement (+0.0051 in S_A)</w:t>
+        <w:t xml:space="preserve">PASS (strong) — Both pass; Pauli twirling shows a modest, statistically significant improvement in ALLOW fidelity (+0.0051 in S_A; two-proportion z=2.70, p=0.007)</w:t>
       </w:r>
     </w:p>
     <w:p>
@@ -974,6 +974,54 @@
           <w:rStyle w:val="VerbatimChar"/>
         </w:rPr>
         <w:t xml:space="preserve">proofrecord.json</w:t>
+      </w:r>
+    </w:p>
+    <w:p>
+      <w:pPr>
+        <w:pStyle w:val="BlockText"/>
+      </w:pPr>
+      <w:r>
+        <w:rPr>
+          <w:bCs/>
+          <w:b/>
+        </w:rPr>
+        <w:t xml:space="preserve">Correction note (v1.1):</w:t>
+      </w:r>
+      <w:r>
+        <w:t xml:space="preserve"> </w:t>
+      </w:r>
+      <w:r>
+        <w:t xml:space="preserve">Values above are the corrected v1.1 numbers. The v1.0 analysis reported</w:t>
+      </w:r>
+      <w:r>
+        <w:t xml:space="preserve"> </w:t>
+      </w:r>
+      <w:r>
+        <w:rPr>
+          <w:rStyle w:val="VerbatimChar"/>
+        </w:rPr>
+        <w:t xml:space="preserve">L_D_corrected = 0.0000</w:t>
+      </w:r>
+      <w:r>
+        <w:t xml:space="preserve"> </w:t>
+      </w:r>
+      <w:r>
+        <w:t xml:space="preserve">and</w:t>
+      </w:r>
+      <w:r>
+        <w:t xml:space="preserve"> </w:t>
+      </w:r>
+      <w:r>
+        <w:rPr>
+          <w:rStyle w:val="VerbatimChar"/>
+        </w:rPr>
+        <w:t xml:space="preserve">Delta_B = 0.7824 / 0.7875</w:t>
+      </w:r>
+      <w:r>
+        <w:t xml:space="preserve"> </w:t>
+      </w:r>
+      <w:r>
+        <w:t xml:space="preserve">by invalidly subtracting SPAM_P (0.4944) from DENY leakage. SPAM_P is the expected ~0.5 readout of a |+⟩ superposition (a gating diagnostic), not a spurious-excitation baseline, so it must not be subtracted. DENY leakage is now reported as raw and margins recomputed accordingly. Verdict (PASS for both) is unchanged.</w:t>
       </w:r>
     </w:p>
     <w:p>
